--- a/Files/06 - Yom Tov/11 - Sukkos/5785/Sukkos 5785.docx
+++ b/Files/06 - Yom Tov/11 - Sukkos/5785/Sukkos 5785.docx
@@ -2326,7 +2326,7 @@
           <w:rFonts w:ascii="Times New Roman" w:hAnsi="Times New Roman" w:cs="Times New Roman" w:hint="cs"/>
           <w:rtl/>
         </w:rPr>
-        <w:t xml:space="preserve"> מצות</w:t>
+        <w:t xml:space="preserve"> מצות </w:t>
       </w:r>
       <w:r>
         <w:rPr>

--- a/Files/06 - Yom Tov/11 - Sukkos/5785/Sukkos 5785.docx
+++ b/Files/06 - Yom Tov/11 - Sukkos/5785/Sukkos 5785.docx
@@ -738,7 +738,7 @@
           <w:rFonts w:ascii="Times New Roman" w:hAnsi="Times New Roman" w:cs="Times New Roman" w:hint="cs"/>
           <w:rtl/>
         </w:rPr>
-        <w:t>מצות</w:t>
+        <w:t>מצוות</w:t>
       </w:r>
       <w:r>
         <w:rPr>
@@ -751,7 +751,7 @@
           <w:rFonts w:ascii="Times New Roman" w:hAnsi="Times New Roman" w:cs="Times New Roman" w:hint="cs"/>
           <w:rtl/>
         </w:rPr>
-        <w:t>מצות</w:t>
+        <w:t>מצוות</w:t>
       </w:r>
       <w:r>
         <w:rPr>
@@ -770,7 +770,7 @@
           <w:rFonts w:ascii="Times New Roman" w:hAnsi="Times New Roman" w:cs="Times New Roman" w:hint="cs"/>
           <w:rtl/>
         </w:rPr>
-        <w:t>מצות</w:t>
+        <w:t>מצוות</w:t>
       </w:r>
       <w:r>
         <w:rPr>
@@ -796,7 +796,7 @@
           <w:rFonts w:ascii="Times New Roman" w:hAnsi="Times New Roman" w:cs="Times New Roman" w:hint="cs"/>
           <w:rtl/>
         </w:rPr>
-        <w:t>מצות</w:t>
+        <w:t>מצוות</w:t>
       </w:r>
       <w:r>
         <w:rPr>
@@ -1860,7 +1860,7 @@
           <w:rFonts w:ascii="Times New Roman" w:hAnsi="Times New Roman" w:cs="Times New Roman" w:hint="cs"/>
           <w:rtl/>
         </w:rPr>
-        <w:t>מצות</w:t>
+        <w:t>מצוות</w:t>
       </w:r>
       <w:r>
         <w:rPr>
@@ -2326,7 +2326,14 @@
           <w:rFonts w:ascii="Times New Roman" w:hAnsi="Times New Roman" w:cs="Times New Roman" w:hint="cs"/>
           <w:rtl/>
         </w:rPr>
-        <w:t xml:space="preserve"> מצות </w:t>
+        <w:t xml:space="preserve"> </w:t>
+      </w:r>
+      <w:r>
+        <w:rPr>
+          <w:rFonts w:ascii="Times New Roman" w:hAnsi="Times New Roman" w:cs="Times New Roman" w:hint="cs"/>
+          <w:rtl/>
+        </w:rPr>
+        <w:t>מצוות</w:t>
       </w:r>
       <w:r>
         <w:rPr>
@@ -2762,7 +2769,7 @@
           <w:rFonts w:ascii="Times New Roman" w:hAnsi="Times New Roman" w:cs="Times New Roman" w:hint="cs"/>
           <w:rtl/>
         </w:rPr>
-        <w:t>מצות</w:t>
+        <w:t>מצוות</w:t>
       </w:r>
       <w:r>
         <w:rPr>

--- a/Files/06 - Yom Tov/11 - Sukkos/5785/Sukkos 5785.docx
+++ b/Files/06 - Yom Tov/11 - Sukkos/5785/Sukkos 5785.docx
@@ -2333,7 +2333,7 @@
           <w:rFonts w:ascii="Times New Roman" w:hAnsi="Times New Roman" w:cs="Times New Roman" w:hint="cs"/>
           <w:rtl/>
         </w:rPr>
-        <w:t>מצוות</w:t>
+        <w:t xml:space="preserve">מצוות </w:t>
       </w:r>
       <w:r>
         <w:rPr>

--- a/Files/06 - Yom Tov/11 - Sukkos/5785/Sukkos 5785.docx
+++ b/Files/06 - Yom Tov/11 - Sukkos/5785/Sukkos 5785.docx
@@ -689,7 +689,19 @@
         <w:rPr>
           <w:rFonts w:ascii="Times New Roman" w:hAnsi="Times New Roman" w:cs="Times New Roman"/>
         </w:rPr>
-        <w:t xml:space="preserve">, written Meir Simcha from Dvinsk. </w:t>
+        <w:t>, written</w:t>
+      </w:r>
+      <w:r>
+        <w:rPr>
+          <w:rFonts w:ascii="Times New Roman" w:hAnsi="Times New Roman" w:cs="Times New Roman"/>
+        </w:rPr>
+        <w:t xml:space="preserve"> by</w:t>
+      </w:r>
+      <w:r>
+        <w:rPr>
+          <w:rFonts w:ascii="Times New Roman" w:hAnsi="Times New Roman" w:cs="Times New Roman"/>
+        </w:rPr>
+        <w:t xml:space="preserve"> Meir Simcha from Dvinsk. </w:t>
       </w:r>
       <w:r>
         <w:rPr>
@@ -2333,7 +2345,7 @@
           <w:rFonts w:ascii="Times New Roman" w:hAnsi="Times New Roman" w:cs="Times New Roman" w:hint="cs"/>
           <w:rtl/>
         </w:rPr>
-        <w:t xml:space="preserve">מצוות </w:t>
+        <w:t>מצוות</w:t>
       </w:r>
       <w:r>
         <w:rPr>
@@ -2615,7 +2627,19 @@
         <w:rPr>
           <w:rFonts w:ascii="Times New Roman" w:hAnsi="Times New Roman" w:cs="Times New Roman"/>
         </w:rPr>
-        <w:t>, and that’s done with</w:t>
+        <w:t>, and that</w:t>
+      </w:r>
+      <w:r>
+        <w:rPr>
+          <w:rFonts w:ascii="Times New Roman" w:hAnsi="Times New Roman" w:cs="Times New Roman"/>
+        </w:rPr>
+        <w:t>’</w:t>
+      </w:r>
+      <w:r>
+        <w:rPr>
+          <w:rFonts w:ascii="Times New Roman" w:hAnsi="Times New Roman" w:cs="Times New Roman"/>
+        </w:rPr>
+        <w:t>s done with</w:t>
       </w:r>
       <w:r>
         <w:rPr>

--- a/Files/06 - Yom Tov/11 - Sukkos/5785/Sukkos 5785.docx
+++ b/Files/06 - Yom Tov/11 - Sukkos/5785/Sukkos 5785.docx
@@ -2345,7 +2345,7 @@
           <w:rFonts w:ascii="Times New Roman" w:hAnsi="Times New Roman" w:cs="Times New Roman" w:hint="cs"/>
           <w:rtl/>
         </w:rPr>
-        <w:t>מצוות</w:t>
+        <w:t xml:space="preserve">מצוות </w:t>
       </w:r>
       <w:r>
         <w:rPr>
